--- a/Units/English/English_Unit_3/Lesson_Plans/Lesson_10/Lesson_10_Organiser.docx
+++ b/Units/English/English_Unit_3/Lesson_Plans/Lesson_10/Lesson_10_Organiser.docx
@@ -31,7 +31,7 @@
           <w:sz w:val="27"/>
           <w:szCs w:val="27"/>
         </w:rPr>
-        <w:t xml:space="preserve">Then–Now Bridge Board + Sentence Surgery</w:t>
+        <w:t xml:space="preserve">Then–Now Evidence Pairs + Sentence Surgery</w:t>
       </w:r>
     </w:p>
     <w:p>
@@ -493,7 +493,7 @@
           <w:sz w:val="22"/>
           <w:szCs w:val="22"/>
         </w:rPr>
-        <w:t xml:space="preserve">2. Build two bridges</w:t>
+        <w:t xml:space="preserve">2. Make two evidence pairs</w:t>
       </w:r>
     </w:p>
     <w:tbl>
@@ -551,7 +551,7 @@
                 <w:sz w:val="16"/>
                 <w:szCs w:val="16"/>
               </w:rPr>
-              <w:t xml:space="preserve">Clause A</w:t>
+              <w:t xml:space="preserve">Then detail</w:t>
             </w:r>
           </w:p>
         </w:tc>
@@ -587,7 +587,7 @@
                 <w:sz w:val="16"/>
                 <w:szCs w:val="16"/>
               </w:rPr>
-              <w:t xml:space="preserve">although / since / while</w:t>
+              <w:t xml:space="preserve">Relationship</w:t>
             </w:r>
           </w:p>
         </w:tc>
@@ -623,7 +623,7 @@
                 <w:sz w:val="16"/>
                 <w:szCs w:val="16"/>
               </w:rPr>
-              <w:t xml:space="preserve">Clause B + relationship</w:t>
+              <w:t xml:space="preserve">Now detail</w:t>
             </w:r>
           </w:p>
         </w:tc>
